--- a/KHBD_Tin_học/Lớp_1/Tuần_08/KHBD_Tin_hoc_Lớp_1_Tiet07_Nhung_phim_em_can_biet.docx
+++ b/KHBD_Tin_học/Lớp_1/Tuần_08/KHBD_Tin_hoc_Lớp_1_Tiet07_Nhung_phim_em_can_biet.docx
@@ -35,10 +35,15 @@
               <w:spacing w:line="360" w:lineRule="auto" w:after="40"/>
               <w:jc w:val="left"/>
             </w:pPr>
-            <w:r/>
-            <w:r>
-              <w:rPr>
-                <w:rFonts w:ascii="Times New Roman" w:hAnsi="Times New Roman" w:eastAsia="Times New Roman"/>
+            <w:r>
+              <w:rPr>
+                <w:rFonts w:ascii="Times New Roman" w:hAnsi="Times New Roman" w:cs="Times New Roman"/>
+                <w:sz w:val="26"/>
+              </w:rPr>
+            </w:r>
+            <w:r>
+              <w:rPr>
+                <w:rFonts w:ascii="Times New Roman" w:hAnsi="Times New Roman" w:eastAsia="Times New Roman" w:cs="Times New Roman"/>
                 <w:b/>
                 <w:i w:val="0"/>
                 <w:sz w:val="26"/>
@@ -62,10 +67,15 @@
               <w:spacing w:line="360" w:lineRule="auto" w:after="40"/>
               <w:jc w:val="left"/>
             </w:pPr>
-            <w:r/>
-            <w:r>
-              <w:rPr>
-                <w:rFonts w:ascii="Times New Roman" w:hAnsi="Times New Roman" w:eastAsia="Times New Roman"/>
+            <w:r>
+              <w:rPr>
+                <w:rFonts w:ascii="Times New Roman" w:hAnsi="Times New Roman" w:cs="Times New Roman"/>
+                <w:sz w:val="26"/>
+              </w:rPr>
+            </w:r>
+            <w:r>
+              <w:rPr>
+                <w:rFonts w:ascii="Times New Roman" w:hAnsi="Times New Roman" w:eastAsia="Times New Roman" w:cs="Times New Roman"/>
                 <w:b w:val="0"/>
                 <w:i w:val="0"/>
                 <w:sz w:val="26"/>
@@ -91,10 +101,15 @@
               <w:spacing w:line="360" w:lineRule="auto" w:after="40"/>
               <w:jc w:val="left"/>
             </w:pPr>
-            <w:r/>
-            <w:r>
-              <w:rPr>
-                <w:rFonts w:ascii="Times New Roman" w:hAnsi="Times New Roman" w:eastAsia="Times New Roman"/>
+            <w:r>
+              <w:rPr>
+                <w:rFonts w:ascii="Times New Roman" w:hAnsi="Times New Roman" w:cs="Times New Roman"/>
+                <w:sz w:val="26"/>
+              </w:rPr>
+            </w:r>
+            <w:r>
+              <w:rPr>
+                <w:rFonts w:ascii="Times New Roman" w:hAnsi="Times New Roman" w:eastAsia="Times New Roman" w:cs="Times New Roman"/>
                 <w:b w:val="0"/>
                 <w:i w:val="0"/>
                 <w:sz w:val="26"/>
@@ -118,10 +133,15 @@
               <w:spacing w:line="360" w:lineRule="auto" w:after="40"/>
               <w:jc w:val="left"/>
             </w:pPr>
-            <w:r/>
-            <w:r>
-              <w:rPr>
-                <w:rFonts w:ascii="Times New Roman" w:hAnsi="Times New Roman" w:eastAsia="Times New Roman"/>
+            <w:r>
+              <w:rPr>
+                <w:rFonts w:ascii="Times New Roman" w:hAnsi="Times New Roman" w:cs="Times New Roman"/>
+                <w:sz w:val="26"/>
+              </w:rPr>
+            </w:r>
+            <w:r>
+              <w:rPr>
+                <w:rFonts w:ascii="Times New Roman" w:hAnsi="Times New Roman" w:eastAsia="Times New Roman" w:cs="Times New Roman"/>
                 <w:b w:val="0"/>
                 <w:i w:val="0"/>
                 <w:sz w:val="26"/>
@@ -136,7 +156,7 @@
             </w:pPr>
             <w:r>
               <w:rPr>
-                <w:rFonts w:ascii="Times New Roman" w:hAnsi="Times New Roman" w:eastAsia="Times New Roman"/>
+                <w:rFonts w:ascii="Times New Roman" w:hAnsi="Times New Roman" w:eastAsia="Times New Roman" w:cs="Times New Roman"/>
                 <w:b w:val="0"/>
                 <w:i w:val="0"/>
                 <w:sz w:val="26"/>
@@ -151,7 +171,7 @@
             </w:pPr>
             <w:r>
               <w:rPr>
-                <w:rFonts w:ascii="Times New Roman" w:hAnsi="Times New Roman" w:eastAsia="Times New Roman"/>
+                <w:rFonts w:ascii="Times New Roman" w:hAnsi="Times New Roman" w:eastAsia="Times New Roman" w:cs="Times New Roman"/>
                 <w:b w:val="0"/>
                 <w:i w:val="0"/>
                 <w:sz w:val="26"/>
@@ -169,10 +189,10 @@
       </w:pPr>
       <w:r>
         <w:rPr>
-          <w:rFonts w:ascii="Times New Roman" w:hAnsi="Times New Roman" w:eastAsia="Times New Roman"/>
+          <w:rFonts w:ascii="Times New Roman" w:hAnsi="Times New Roman" w:eastAsia="Times New Roman" w:cs="Times New Roman"/>
           <w:b/>
           <w:i w:val="0"/>
-          <w:sz w:val="28"/>
+          <w:sz w:val="26"/>
         </w:rPr>
         <w:t>KẾ HOẠCH DẠY HỌC MÔN TIN HỌC</w:t>
       </w:r>
@@ -184,7 +204,7 @@
       </w:pPr>
       <w:r>
         <w:rPr>
-          <w:rFonts w:ascii="Times New Roman" w:hAnsi="Times New Roman" w:eastAsia="Times New Roman"/>
+          <w:rFonts w:ascii="Times New Roman" w:hAnsi="Times New Roman" w:eastAsia="Times New Roman" w:cs="Times New Roman"/>
           <w:b/>
           <w:i w:val="0"/>
           <w:sz w:val="26"/>
@@ -206,7 +226,7 @@
       </w:pPr>
       <w:r>
         <w:rPr>
-          <w:rFonts w:ascii="Times New Roman" w:hAnsi="Times New Roman" w:eastAsia="Times New Roman"/>
+          <w:rFonts w:ascii="Times New Roman" w:hAnsi="Times New Roman" w:eastAsia="Times New Roman" w:cs="Times New Roman"/>
           <w:b/>
           <w:i w:val="0"/>
           <w:sz w:val="26"/>
@@ -222,7 +242,7 @@
       </w:pPr>
       <w:r>
         <w:rPr>
-          <w:rFonts w:ascii="Times New Roman" w:hAnsi="Times New Roman" w:eastAsia="Times New Roman"/>
+          <w:rFonts w:ascii="Times New Roman" w:hAnsi="Times New Roman" w:eastAsia="Times New Roman" w:cs="Times New Roman"/>
           <w:b w:val="0"/>
           <w:i w:val="0"/>
           <w:sz w:val="26"/>
@@ -238,7 +258,7 @@
       </w:pPr>
       <w:r>
         <w:rPr>
-          <w:rFonts w:ascii="Times New Roman" w:hAnsi="Times New Roman" w:eastAsia="Times New Roman"/>
+          <w:rFonts w:ascii="Times New Roman" w:hAnsi="Times New Roman" w:eastAsia="Times New Roman" w:cs="Times New Roman"/>
           <w:b w:val="0"/>
           <w:i w:val="0"/>
           <w:sz w:val="26"/>
@@ -254,7 +274,7 @@
       </w:pPr>
       <w:r>
         <w:rPr>
-          <w:rFonts w:ascii="Times New Roman" w:hAnsi="Times New Roman" w:eastAsia="Times New Roman"/>
+          <w:rFonts w:ascii="Times New Roman" w:hAnsi="Times New Roman" w:eastAsia="Times New Roman" w:cs="Times New Roman"/>
           <w:b/>
           <w:i w:val="0"/>
           <w:sz w:val="26"/>
@@ -270,13 +290,21 @@
       </w:pPr>
       <w:r>
         <w:rPr>
-          <w:rFonts w:ascii="Times New Roman" w:hAnsi="Times New Roman" w:eastAsia="Times New Roman"/>
+          <w:rFonts w:ascii="Times New Roman" w:hAnsi="Times New Roman" w:eastAsia="Times New Roman" w:cs="Times New Roman"/>
           <w:b w:val="0"/>
           <w:i w:val="0"/>
           <w:sz w:val="26"/>
         </w:rPr>
         <w:t>- Chăm chỉ: Hăng hái tham gia hoạt động tìm hiểu bài học, kiên trì thực hành theo hướng dẫn. (Đạt được thông qua Hoạt động 2, Hoạt động 3)</w:t>
       </w:r>
+      <w:r>
+        <w:rPr>
+          <w:rFonts w:ascii="Times New Roman" w:hAnsi="Times New Roman" w:cs="Times New Roman"/>
+          <w:i/>
+          <w:sz w:val="26"/>
+        </w:rPr>
+        <w:t xml:space="preserve"> (Trang SGK: 26 - 29 (Tài liệu Tin học 1))</w:t>
+      </w:r>
     </w:p>
     <w:p>
       <w:pPr>
@@ -286,7 +314,7 @@
       </w:pPr>
       <w:r>
         <w:rPr>
-          <w:rFonts w:ascii="Times New Roman" w:hAnsi="Times New Roman" w:eastAsia="Times New Roman"/>
+          <w:rFonts w:ascii="Times New Roman" w:hAnsi="Times New Roman" w:eastAsia="Times New Roman" w:cs="Times New Roman"/>
           <w:b w:val="0"/>
           <w:i w:val="0"/>
           <w:sz w:val="26"/>
@@ -302,7 +330,7 @@
       </w:pPr>
       <w:r>
         <w:rPr>
-          <w:rFonts w:ascii="Times New Roman" w:hAnsi="Times New Roman" w:eastAsia="Times New Roman"/>
+          <w:rFonts w:ascii="Times New Roman" w:hAnsi="Times New Roman" w:eastAsia="Times New Roman" w:cs="Times New Roman"/>
           <w:b w:val="0"/>
           <w:i w:val="0"/>
           <w:sz w:val="26"/>
@@ -318,7 +346,7 @@
       </w:pPr>
       <w:r>
         <w:rPr>
-          <w:rFonts w:ascii="Times New Roman" w:hAnsi="Times New Roman" w:eastAsia="Times New Roman"/>
+          <w:rFonts w:ascii="Times New Roman" w:hAnsi="Times New Roman" w:eastAsia="Times New Roman" w:cs="Times New Roman"/>
           <w:b/>
           <w:i w:val="0"/>
           <w:sz w:val="26"/>
@@ -334,7 +362,7 @@
       </w:pPr>
       <w:r>
         <w:rPr>
-          <w:rFonts w:ascii="Times New Roman" w:hAnsi="Times New Roman" w:eastAsia="Times New Roman"/>
+          <w:rFonts w:ascii="Times New Roman" w:hAnsi="Times New Roman" w:eastAsia="Times New Roman" w:cs="Times New Roman"/>
           <w:b/>
           <w:i w:val="0"/>
           <w:sz w:val="26"/>
@@ -350,7 +378,7 @@
       </w:pPr>
       <w:r>
         <w:rPr>
-          <w:rFonts w:ascii="Times New Roman" w:hAnsi="Times New Roman" w:eastAsia="Times New Roman"/>
+          <w:rFonts w:ascii="Times New Roman" w:hAnsi="Times New Roman" w:eastAsia="Times New Roman" w:cs="Times New Roman"/>
           <w:b w:val="0"/>
           <w:i w:val="0"/>
           <w:sz w:val="26"/>
@@ -366,7 +394,7 @@
       </w:pPr>
       <w:r>
         <w:rPr>
-          <w:rFonts w:ascii="Times New Roman" w:hAnsi="Times New Roman" w:eastAsia="Times New Roman"/>
+          <w:rFonts w:ascii="Times New Roman" w:hAnsi="Times New Roman" w:eastAsia="Times New Roman" w:cs="Times New Roman"/>
           <w:b w:val="0"/>
           <w:i w:val="0"/>
           <w:sz w:val="26"/>
@@ -382,7 +410,7 @@
       </w:pPr>
       <w:r>
         <w:rPr>
-          <w:rFonts w:ascii="Times New Roman" w:hAnsi="Times New Roman" w:eastAsia="Times New Roman"/>
+          <w:rFonts w:ascii="Times New Roman" w:hAnsi="Times New Roman" w:eastAsia="Times New Roman" w:cs="Times New Roman"/>
           <w:b/>
           <w:i w:val="0"/>
           <w:sz w:val="26"/>
@@ -398,7 +426,7 @@
       </w:pPr>
       <w:r>
         <w:rPr>
-          <w:rFonts w:ascii="Times New Roman" w:hAnsi="Times New Roman" w:eastAsia="Times New Roman"/>
+          <w:rFonts w:ascii="Times New Roman" w:hAnsi="Times New Roman" w:eastAsia="Times New Roman" w:cs="Times New Roman"/>
           <w:b w:val="0"/>
           <w:i w:val="0"/>
           <w:sz w:val="26"/>
@@ -414,7 +442,7 @@
       </w:pPr>
       <w:r>
         <w:rPr>
-          <w:rFonts w:ascii="Times New Roman" w:hAnsi="Times New Roman" w:eastAsia="Times New Roman"/>
+          <w:rFonts w:ascii="Times New Roman" w:hAnsi="Times New Roman" w:eastAsia="Times New Roman" w:cs="Times New Roman"/>
           <w:b/>
           <w:i w:val="0"/>
           <w:sz w:val="26"/>
@@ -430,7 +458,7 @@
       </w:pPr>
       <w:r>
         <w:rPr>
-          <w:rFonts w:ascii="Times New Roman" w:hAnsi="Times New Roman" w:eastAsia="Times New Roman"/>
+          <w:rFonts w:ascii="Times New Roman" w:hAnsi="Times New Roman" w:eastAsia="Times New Roman" w:cs="Times New Roman"/>
           <w:b w:val="0"/>
           <w:i w:val="0"/>
           <w:sz w:val="26"/>
@@ -446,7 +474,7 @@
       </w:pPr>
       <w:r>
         <w:rPr>
-          <w:rFonts w:ascii="Times New Roman" w:hAnsi="Times New Roman" w:eastAsia="Times New Roman"/>
+          <w:rFonts w:ascii="Times New Roman" w:hAnsi="Times New Roman" w:eastAsia="Times New Roman" w:cs="Times New Roman"/>
           <w:b w:val="0"/>
           <w:i w:val="0"/>
           <w:sz w:val="26"/>
@@ -456,13 +484,87 @@
     </w:p>
     <w:p>
       <w:pPr>
+        <w:spacing w:before="80" w:after="40"/>
+        <w:ind w:left="360" w:firstLine="0"/>
+      </w:pPr>
+      <w:r>
+        <w:rPr>
+          <w:rFonts w:ascii="Times New Roman" w:hAnsi="Times New Roman" w:cs="Times New Roman"/>
+          <w:b/>
+          <w:sz w:val="26"/>
+        </w:rPr>
+        <w:t>2.4. Năng lực Trí tuệ nhân tạo (AI) được phát triển:</w:t>
+      </w:r>
+    </w:p>
+    <w:p>
+      <w:pPr>
+        <w:spacing w:before="40" w:after="40"/>
+        <w:ind w:left="720" w:hanging="360"/>
+      </w:pPr>
+      <w:r>
+        <w:rPr>
+          <w:rFonts w:ascii="Times New Roman" w:hAnsi="Times New Roman" w:cs="Times New Roman"/>
+          <w:b w:val="0"/>
+          <w:sz w:val="26"/>
+        </w:rPr>
+        <w:t xml:space="preserve">- </w:t>
+      </w:r>
+      <w:r>
+        <w:rPr>
+          <w:rFonts w:ascii="Times New Roman" w:hAnsi="Times New Roman" w:cs="Times New Roman"/>
+          <w:b/>
+          <w:sz w:val="26"/>
+        </w:rPr>
+        <w:t xml:space="preserve">1.A1.1: </w:t>
+      </w:r>
+      <w:r>
+        <w:rPr>
+          <w:rFonts w:ascii="Times New Roman" w:hAnsi="Times New Roman" w:cs="Times New Roman"/>
+          <w:b w:val="0"/>
+          <w:sz w:val="26"/>
+        </w:rPr>
+        <w:t>Biết sử dụng các phím đặc biệt (Space, Enter, Backspace) dưới sự hướng dẫn của giáo viên (Đạt được thông qua Hoạt động 2, Hoạt động 3).</w:t>
+      </w:r>
+    </w:p>
+    <w:p>
+      <w:pPr>
+        <w:spacing w:before="40" w:after="40"/>
+        <w:ind w:left="720" w:hanging="360"/>
+      </w:pPr>
+      <w:r>
+        <w:rPr>
+          <w:rFonts w:ascii="Times New Roman" w:hAnsi="Times New Roman" w:cs="Times New Roman"/>
+          <w:b w:val="0"/>
+          <w:sz w:val="26"/>
+        </w:rPr>
+        <w:t xml:space="preserve">- </w:t>
+      </w:r>
+      <w:r>
+        <w:rPr>
+          <w:rFonts w:ascii="Times New Roman" w:hAnsi="Times New Roman" w:cs="Times New Roman"/>
+          <w:b/>
+          <w:sz w:val="26"/>
+        </w:rPr>
+        <w:t xml:space="preserve">1.B1.1: </w:t>
+      </w:r>
+      <w:r>
+        <w:rPr>
+          <w:rFonts w:ascii="Times New Roman" w:hAnsi="Times New Roman" w:cs="Times New Roman"/>
+          <w:b w:val="0"/>
+          <w:sz w:val="26"/>
+        </w:rPr>
+        <w:t>Hình thành thói quen sử dụng bàn phím cẩn thận, an toàn và đúng cách (Đạt được thông qua Hoạt động 3, Hoạt động 4).</w:t>
+      </w:r>
+    </w:p>
+    <w:p>
+      <w:pPr>
         <w:spacing w:line="360" w:lineRule="auto" w:after="60" w:before="0"/>
         <w:ind w:firstLine="0"/>
         <w:jc w:val="both"/>
       </w:pPr>
       <w:r>
         <w:rPr>
-          <w:rFonts w:ascii="Times New Roman" w:hAnsi="Times New Roman" w:eastAsia="Times New Roman"/>
+          <w:rFonts w:ascii="Times New Roman" w:hAnsi="Times New Roman" w:eastAsia="Times New Roman" w:cs="Times New Roman"/>
           <w:b/>
           <w:i w:val="0"/>
           <w:sz w:val="26"/>
@@ -478,7 +580,7 @@
       </w:pPr>
       <w:r>
         <w:rPr>
-          <w:rFonts w:ascii="Times New Roman" w:hAnsi="Times New Roman" w:eastAsia="Times New Roman"/>
+          <w:rFonts w:ascii="Times New Roman" w:hAnsi="Times New Roman" w:eastAsia="Times New Roman" w:cs="Times New Roman"/>
           <w:b w:val="0"/>
           <w:i w:val="0"/>
           <w:sz w:val="26"/>
@@ -494,7 +596,7 @@
       </w:pPr>
       <w:r>
         <w:rPr>
-          <w:rFonts w:ascii="Times New Roman" w:hAnsi="Times New Roman" w:eastAsia="Times New Roman"/>
+          <w:rFonts w:ascii="Times New Roman" w:hAnsi="Times New Roman" w:eastAsia="Times New Roman" w:cs="Times New Roman"/>
           <w:b w:val="0"/>
           <w:i w:val="0"/>
           <w:sz w:val="26"/>
@@ -510,7 +612,7 @@
       </w:pPr>
       <w:r>
         <w:rPr>
-          <w:rFonts w:ascii="Times New Roman" w:hAnsi="Times New Roman" w:eastAsia="Times New Roman"/>
+          <w:rFonts w:ascii="Times New Roman" w:hAnsi="Times New Roman" w:eastAsia="Times New Roman" w:cs="Times New Roman"/>
           <w:b/>
           <w:i w:val="0"/>
           <w:sz w:val="26"/>
@@ -526,7 +628,7 @@
       </w:pPr>
       <w:r>
         <w:rPr>
-          <w:rFonts w:ascii="Times New Roman" w:hAnsi="Times New Roman" w:eastAsia="Times New Roman"/>
+          <w:rFonts w:ascii="Times New Roman" w:hAnsi="Times New Roman" w:eastAsia="Times New Roman" w:cs="Times New Roman"/>
           <w:b w:val="0"/>
           <w:i w:val="0"/>
           <w:sz w:val="26"/>
@@ -542,7 +644,7 @@
       </w:pPr>
       <w:r>
         <w:rPr>
-          <w:rFonts w:ascii="Times New Roman" w:hAnsi="Times New Roman" w:eastAsia="Times New Roman"/>
+          <w:rFonts w:ascii="Times New Roman" w:hAnsi="Times New Roman" w:eastAsia="Times New Roman" w:cs="Times New Roman"/>
           <w:b w:val="0"/>
           <w:i w:val="0"/>
           <w:sz w:val="26"/>
@@ -558,7 +660,7 @@
       </w:pPr>
       <w:r>
         <w:rPr>
-          <w:rFonts w:ascii="Times New Roman" w:hAnsi="Times New Roman" w:eastAsia="Times New Roman"/>
+          <w:rFonts w:ascii="Times New Roman" w:hAnsi="Times New Roman" w:eastAsia="Times New Roman" w:cs="Times New Roman"/>
           <w:b/>
           <w:i w:val="0"/>
           <w:sz w:val="26"/>
@@ -600,10 +702,15 @@
               <w:spacing w:line="360" w:lineRule="auto" w:after="40"/>
               <w:jc w:val="center"/>
             </w:pPr>
-            <w:r/>
-            <w:r>
-              <w:rPr>
-                <w:rFonts w:ascii="Times New Roman" w:hAnsi="Times New Roman" w:eastAsia="Times New Roman"/>
+            <w:r>
+              <w:rPr>
+                <w:rFonts w:ascii="Times New Roman" w:hAnsi="Times New Roman" w:cs="Times New Roman"/>
+                <w:sz w:val="26"/>
+              </w:rPr>
+            </w:r>
+            <w:r>
+              <w:rPr>
+                <w:rFonts w:ascii="Times New Roman" w:hAnsi="Times New Roman" w:eastAsia="Times New Roman" w:cs="Times New Roman"/>
                 <w:b/>
                 <w:i w:val="0"/>
                 <w:sz w:val="26"/>
@@ -627,10 +734,15 @@
               <w:spacing w:line="360" w:lineRule="auto" w:after="40"/>
               <w:jc w:val="center"/>
             </w:pPr>
-            <w:r/>
-            <w:r>
-              <w:rPr>
-                <w:rFonts w:ascii="Times New Roman" w:hAnsi="Times New Roman" w:eastAsia="Times New Roman"/>
+            <w:r>
+              <w:rPr>
+                <w:rFonts w:ascii="Times New Roman" w:hAnsi="Times New Roman" w:cs="Times New Roman"/>
+                <w:sz w:val="26"/>
+              </w:rPr>
+            </w:r>
+            <w:r>
+              <w:rPr>
+                <w:rFonts w:ascii="Times New Roman" w:hAnsi="Times New Roman" w:eastAsia="Times New Roman" w:cs="Times New Roman"/>
                 <w:b/>
                 <w:i w:val="0"/>
                 <w:sz w:val="26"/>
@@ -654,15 +766,15 @@
           </w:tcPr>
           <w:p>
             <w:pPr>
-              <w:spacing w:line="360" w:lineRule="auto" w:after="40"/>
-              <w:jc w:val="left"/>
+              <w:spacing w:after="60" w:line="276" w:lineRule="auto"/>
             </w:pPr>
             <w:r/>
             <w:r>
               <w:rPr>
-                <w:rFonts w:ascii="Times New Roman" w:hAnsi="Times New Roman" w:eastAsia="Times New Roman"/>
+                <w:rFonts w:ascii="Times New Roman" w:hAnsi="Times New Roman"/>
                 <w:b/>
                 <w:i w:val="0"/>
+                <w:color w:val="000000"/>
                 <w:sz w:val="26"/>
               </w:rPr>
               <w:t>1. Hoạt động MỞ ĐẦU (5 phút)</w:t>
@@ -670,17 +782,52 @@
           </w:p>
           <w:p>
             <w:pPr>
-              <w:spacing w:line="360" w:lineRule="auto" w:after="40"/>
-              <w:jc w:val="left"/>
-            </w:pPr>
-            <w:r>
-              <w:rPr>
-                <w:rFonts w:ascii="Times New Roman" w:hAnsi="Times New Roman" w:eastAsia="Times New Roman"/>
+              <w:spacing w:after="60" w:line="276" w:lineRule="auto"/>
+            </w:pPr>
+            <w:r>
+              <w:rPr>
+                <w:rFonts w:ascii="Times New Roman" w:hAnsi="Times New Roman"/>
                 <w:b/>
-                <w:i w:val="0"/>
-                <w:sz w:val="26"/>
-              </w:rPr>
-              <w:t>*Mục tiêu: Kích hoạt hứng thú, tạo tình huống kết nối vào bài học Những phím em cần biết.</w:t>
+                <w:i/>
+                <w:color w:val="000000"/>
+                <w:sz w:val="26"/>
+              </w:rPr>
+              <w:t>*Mục tiêu: Kích hoạt sự tò mò về cách viết hoa chữ cái đầu câu và di chuyển con trỏ trên màn hình.</w:t>
+            </w:r>
+          </w:p>
+          <w:p>
+            <w:pPr>
+              <w:spacing w:after="60" w:line="276" w:lineRule="auto"/>
+            </w:pPr>
+          </w:p>
+          <w:p>
+            <w:pPr>
+              <w:spacing w:after="60" w:line="276" w:lineRule="auto"/>
+            </w:pPr>
+            <w:r>
+              <w:rPr>
+                <w:rFonts w:ascii="Times New Roman" w:hAnsi="Times New Roman"/>
+                <w:b w:val="0"/>
+                <w:i w:val="0"/>
+                <w:color w:val="000000"/>
+                <w:sz w:val="26"/>
+              </w:rPr>
+              <w:t>- HS quan sát và nhận xét: Dòng 2 viết chữ in hoa to đẹp hơn dòng 1.</w:t>
+            </w:r>
+          </w:p>
+          <w:p>
+            <w:pPr>
+              <w:spacing w:after="60" w:line="276" w:lineRule="auto"/>
+            </w:pPr>
+            <w:r>
+              <w:rPr>
+                <w:rFonts w:ascii="Times New Roman" w:hAnsi="Times New Roman"/>
+                <w:b w:val="0"/>
+                <w:i w:val="0"/>
+                <w:color w:val="000000"/>
+                <w:sz w:val="26"/>
+              </w:rPr>
+              <w:t>- HS tò mò muốn biết phím nào giúp viết chữ in hoa.</w:t>
             </w:r>
           </w:p>
         </w:tc>
@@ -698,93 +845,263 @@
           </w:tcPr>
           <w:p>
             <w:pPr>
-              <w:spacing w:line="360" w:lineRule="auto" w:after="40"/>
-              <w:jc w:val="left"/>
+              <w:spacing w:after="60" w:line="276" w:lineRule="auto"/>
             </w:pPr>
             <w:r/>
             <w:r>
               <w:rPr>
-                <w:rFonts w:ascii="Times New Roman" w:hAnsi="Times New Roman" w:eastAsia="Times New Roman"/>
-                <w:b w:val="0"/>
-                <w:i w:val="0"/>
-                <w:sz w:val="26"/>
-              </w:rPr>
-              <w:t>GV: Chiếu hình ảnh/video liên quan đến Những phím em cần biết. Đặt câu hỏi gợi mở.</w:t>
-            </w:r>
-          </w:p>
-          <w:p>
-            <w:pPr>
-              <w:spacing w:line="360" w:lineRule="auto" w:after="40"/>
-              <w:jc w:val="left"/>
-            </w:pPr>
-            <w:r>
-              <w:rPr>
-                <w:rFonts w:ascii="Times New Roman" w:hAnsi="Times New Roman" w:eastAsia="Times New Roman"/>
-                <w:b w:val="0"/>
-                <w:i w:val="0"/>
-                <w:sz w:val="26"/>
-              </w:rPr>
-              <w:t>- GV gọi 2-3 HS trả lời.</w:t>
-            </w:r>
-          </w:p>
-          <w:p>
-            <w:pPr>
-              <w:spacing w:line="360" w:lineRule="auto" w:after="40"/>
-              <w:jc w:val="left"/>
-            </w:pPr>
-            <w:r>
-              <w:rPr>
-                <w:rFonts w:ascii="Times New Roman" w:hAnsi="Times New Roman" w:eastAsia="Times New Roman"/>
-                <w:b w:val="0"/>
-                <w:i w:val="0"/>
-                <w:sz w:val="26"/>
-              </w:rPr>
-              <w:t>- GV nhận xét, dẫn dắt vào bài mới.</w:t>
-            </w:r>
-          </w:p>
-          <w:p>
-            <w:pPr>
-              <w:spacing w:line="360" w:lineRule="auto" w:after="40"/>
-              <w:jc w:val="left"/>
-            </w:pPr>
-            <w:r>
-              <w:rPr>
-                <w:rFonts w:ascii="Times New Roman" w:hAnsi="Times New Roman" w:eastAsia="Times New Roman"/>
-                <w:b w:val="0"/>
-                <w:i w:val="0"/>
-                <w:sz w:val="26"/>
-              </w:rPr>
-              <w:t>HS: Quan sát, suy nghĩ, trả lời câu hỏi.</w:t>
-            </w:r>
-          </w:p>
-          <w:p>
-            <w:pPr>
-              <w:spacing w:line="360" w:lineRule="auto" w:after="40"/>
-              <w:jc w:val="left"/>
-            </w:pPr>
-            <w:r>
-              <w:rPr>
-                <w:rFonts w:ascii="Times New Roman" w:hAnsi="Times New Roman" w:eastAsia="Times New Roman"/>
-                <w:b w:val="0"/>
-                <w:i w:val="0"/>
-                <w:sz w:val="26"/>
-              </w:rPr>
-              <w:t>- Thảo luận nhanh nhóm đôi.</w:t>
-            </w:r>
-          </w:p>
-          <w:p>
-            <w:pPr>
-              <w:spacing w:line="360" w:lineRule="auto" w:after="40"/>
-              <w:jc w:val="left"/>
-            </w:pPr>
-            <w:r>
-              <w:rPr>
-                <w:rFonts w:ascii="Times New Roman" w:hAnsi="Times New Roman" w:eastAsia="Times New Roman"/>
-                <w:b w:val="0"/>
-                <w:i w:val="0"/>
-                <w:sz w:val="26"/>
-              </w:rPr>
-              <w:t>- Mở SGK chuẩn bị bài.</w:t>
+                <w:rFonts w:ascii="Times New Roman" w:hAnsi="Times New Roman"/>
+                <w:b/>
+                <w:i w:val="0"/>
+                <w:color w:val="000000"/>
+                <w:sz w:val="26"/>
+              </w:rPr>
+              <w:t>2. HOẠT ĐỘNG HÌNH THÀNH KIẾN THỨC MỚI (15 phút)</w:t>
+            </w:r>
+          </w:p>
+          <w:p>
+            <w:pPr>
+              <w:spacing w:after="60" w:line="276" w:lineRule="auto"/>
+            </w:pPr>
+            <w:r>
+              <w:rPr>
+                <w:rFonts w:ascii="Times New Roman" w:hAnsi="Times New Roman"/>
+                <w:b/>
+                <w:i/>
+                <w:color w:val="000000"/>
+                <w:sz w:val="26"/>
+              </w:rPr>
+              <w:t>*Mục tiêu: HS nhận diện vị trí và chức năng của phím Caps Lock, Shift, phím mũi tên và phím Delete.</w:t>
+            </w:r>
+          </w:p>
+          <w:p>
+            <w:pPr>
+              <w:spacing w:after="60" w:line="276" w:lineRule="auto"/>
+            </w:pPr>
+          </w:p>
+          <w:p>
+            <w:pPr>
+              <w:spacing w:after="60" w:line="276" w:lineRule="auto"/>
+            </w:pPr>
+            <w:r>
+              <w:rPr>
+                <w:rFonts w:ascii="Times New Roman" w:hAnsi="Times New Roman"/>
+                <w:b/>
+                <w:i/>
+                <w:color w:val="000000"/>
+                <w:sz w:val="26"/>
+              </w:rPr>
+              <w:t>Nội dung 1: Sơ đồ các phím chức năng đặc biệt (8 phút)</w:t>
+            </w:r>
+          </w:p>
+          <w:p>
+            <w:pPr>
+              <w:spacing w:after="60" w:line="276" w:lineRule="auto"/>
+            </w:pPr>
+            <w:r>
+              <w:rPr>
+                <w:rFonts w:ascii="Times New Roman" w:hAnsi="Times New Roman"/>
+                <w:b w:val="0"/>
+                <w:i w:val="0"/>
+                <w:color w:val="000000"/>
+                <w:sz w:val="26"/>
+              </w:rPr>
+              <w:t>GV: Chiếu sơ đồ các phím chức năng quan trọng trên tivi.</w:t>
+            </w:r>
+          </w:p>
+          <w:p>
+            <w:pPr>
+              <w:spacing w:before="80" w:after="80"/>
+              <w:jc w:val="center"/>
+            </w:pPr>
+            <w:r>
+              <w:drawing>
+                <wp:inline xmlns:a="http://schemas.openxmlformats.org/drawingml/2006/main" xmlns:pic="http://schemas.openxmlformats.org/drawingml/2006/picture">
+                  <wp:extent cx="2926080" cy="1463040"/>
+                  <wp:docPr id="1" name="Picture 1"/>
+                  <wp:cNvGraphicFramePr>
+                    <a:graphicFrameLocks noChangeAspect="1"/>
+                  </wp:cNvGraphicFramePr>
+                  <a:graphic>
+                    <a:graphicData uri="http://schemas.openxmlformats.org/drawingml/2006/picture">
+                      <pic:pic>
+                        <pic:nvPicPr>
+                          <pic:cNvPr id="0" name="image.png"/>
+                          <pic:cNvPicPr/>
+                        </pic:nvPicPr>
+                        <pic:blipFill>
+                          <a:blip r:embed="rId16"/>
+                          <a:stretch>
+                            <a:fillRect/>
+                          </a:stretch>
+                        </pic:blipFill>
+                        <pic:spPr>
+                          <a:xfrm>
+                            <a:off x="0" y="0"/>
+                            <a:ext cx="2926080" cy="1463040"/>
+                          </a:xfrm>
+                          <a:prstGeom prst="rect"/>
+                        </pic:spPr>
+                      </pic:pic>
+                    </a:graphicData>
+                  </a:graphic>
+                </wp:inline>
+              </w:drawing>
+            </w:r>
+          </w:p>
+          <w:p>
+            <w:pPr>
+              <w:spacing w:after="60" w:line="276" w:lineRule="auto"/>
+            </w:pPr>
+            <w:r>
+              <w:rPr>
+                <w:rFonts w:ascii="Times New Roman" w:hAnsi="Times New Roman"/>
+                <w:b w:val="0"/>
+                <w:i w:val="0"/>
+                <w:color w:val="000000"/>
+                <w:sz w:val="26"/>
+              </w:rPr>
+              <w:t>- GV hướng dẫn từng phím:</w:t>
+            </w:r>
+          </w:p>
+          <w:p>
+            <w:pPr>
+              <w:spacing w:after="60" w:line="276" w:lineRule="auto"/>
+            </w:pPr>
+            <w:r>
+              <w:rPr>
+                <w:rFonts w:ascii="Times New Roman" w:hAnsi="Times New Roman"/>
+                <w:b w:val="0"/>
+                <w:i w:val="0"/>
+                <w:color w:val="000000"/>
+                <w:sz w:val="26"/>
+              </w:rPr>
+              <w:t xml:space="preserve">  + Phím Caps Lock: Nằm ở mép trái hàng phím cơ sở. Khi bật đèn sáng, tất cả chữ gõ ra đều là CHỮ IN HOA.</w:t>
+            </w:r>
+          </w:p>
+          <w:p>
+            <w:pPr>
+              <w:spacing w:after="60" w:line="276" w:lineRule="auto"/>
+            </w:pPr>
+            <w:r>
+              <w:rPr>
+                <w:rFonts w:ascii="Times New Roman" w:hAnsi="Times New Roman"/>
+                <w:b w:val="0"/>
+                <w:i w:val="0"/>
+                <w:color w:val="000000"/>
+                <w:sz w:val="26"/>
+              </w:rPr>
+              <w:t xml:space="preserve">  + Phím Shift: Có ở cả 2 bên mép bàn phím. Nhấn giữ Shift và gõ 1 chữ cái để viết hoa chữ cái đó.</w:t>
+            </w:r>
+          </w:p>
+          <w:p>
+            <w:pPr>
+              <w:spacing w:after="60" w:line="276" w:lineRule="auto"/>
+            </w:pPr>
+            <w:r>
+              <w:rPr>
+                <w:rFonts w:ascii="Times New Roman" w:hAnsi="Times New Roman"/>
+                <w:b w:val="0"/>
+                <w:i w:val="0"/>
+                <w:color w:val="000000"/>
+                <w:sz w:val="26"/>
+              </w:rPr>
+              <w:t xml:space="preserve">  + Các phím mũi tên (⬆ ⬇ ⬅ ➡): Nằm ở góc phải dưới cùng, dùng để di chuyển con trỏ lên, xuống, sang trái, sang phải.</w:t>
+            </w:r>
+          </w:p>
+          <w:p>
+            <w:pPr>
+              <w:spacing w:after="60" w:line="276" w:lineRule="auto"/>
+            </w:pPr>
+            <w:r>
+              <w:rPr>
+                <w:rFonts w:ascii="Times New Roman" w:hAnsi="Times New Roman"/>
+                <w:b w:val="0"/>
+                <w:i w:val="0"/>
+                <w:color w:val="000000"/>
+                <w:sz w:val="26"/>
+              </w:rPr>
+              <w:t xml:space="preserve">  + Phím Delete (Del): Dùng để xóa chữ đứng sau con trỏ.</w:t>
+            </w:r>
+          </w:p>
+          <w:p>
+            <w:pPr>
+              <w:spacing w:after="60" w:line="276" w:lineRule="auto"/>
+            </w:pPr>
+          </w:p>
+          <w:p>
+            <w:pPr>
+              <w:spacing w:after="60" w:line="276" w:lineRule="auto"/>
+            </w:pPr>
+            <w:r>
+              <w:rPr>
+                <w:rFonts w:ascii="Times New Roman" w:hAnsi="Times New Roman"/>
+                <w:b/>
+                <w:i/>
+                <w:color w:val="000000"/>
+                <w:sz w:val="26"/>
+              </w:rPr>
+              <w:t>Nội dung 2: Phân biệt Backspace và Delete (7 phút)</w:t>
+            </w:r>
+          </w:p>
+          <w:p>
+            <w:pPr>
+              <w:spacing w:after="60" w:line="276" w:lineRule="auto"/>
+            </w:pPr>
+            <w:r>
+              <w:rPr>
+                <w:rFonts w:ascii="Times New Roman" w:hAnsi="Times New Roman"/>
+                <w:b w:val="0"/>
+                <w:i w:val="0"/>
+                <w:color w:val="000000"/>
+                <w:sz w:val="26"/>
+              </w:rPr>
+              <w:t>- GV làm mẫu trên phần mềm Notepad:</w:t>
+            </w:r>
+          </w:p>
+          <w:p>
+            <w:pPr>
+              <w:spacing w:after="60" w:line="276" w:lineRule="auto"/>
+            </w:pPr>
+            <w:r>
+              <w:rPr>
+                <w:rFonts w:ascii="Times New Roman" w:hAnsi="Times New Roman"/>
+                <w:b w:val="0"/>
+                <w:i w:val="0"/>
+                <w:color w:val="000000"/>
+                <w:sz w:val="26"/>
+              </w:rPr>
+              <w:t xml:space="preserve">  + Đặt con trỏ giữa chữ T|IN: bấm Backspace ➔ xóa chữ T (ở trước con trỏ).</w:t>
+            </w:r>
+          </w:p>
+          <w:p>
+            <w:pPr>
+              <w:spacing w:after="60" w:line="276" w:lineRule="auto"/>
+            </w:pPr>
+            <w:r>
+              <w:rPr>
+                <w:rFonts w:ascii="Times New Roman" w:hAnsi="Times New Roman"/>
+                <w:b w:val="0"/>
+                <w:i w:val="0"/>
+                <w:color w:val="000000"/>
+                <w:sz w:val="26"/>
+              </w:rPr>
+              <w:t xml:space="preserve">  + Đặt con trỏ giữa chữ T|IN: bấm Delete ➔ xóa chữ I (ở sau con trỏ).</w:t>
+            </w:r>
+          </w:p>
+          <w:p>
+            <w:pPr>
+              <w:spacing w:after="60" w:line="276" w:lineRule="auto"/>
+            </w:pPr>
+            <w:r>
+              <w:rPr>
+                <w:rFonts w:ascii="Times New Roman" w:hAnsi="Times New Roman"/>
+                <w:b w:val="0"/>
+                <w:i w:val="0"/>
+                <w:color w:val="000000"/>
+                <w:sz w:val="26"/>
+              </w:rPr>
+              <w:t>- GV nhấn mạnh: Backspace xóa trước, Delete xóa sau!</w:t>
             </w:r>
           </w:p>
         </w:tc>
@@ -800,33 +1117,143 @@
           </w:tcPr>
           <w:p>
             <w:pPr>
-              <w:spacing w:line="360" w:lineRule="auto" w:after="40"/>
-              <w:jc w:val="left"/>
+              <w:spacing w:after="60" w:line="276" w:lineRule="auto"/>
             </w:pPr>
             <w:r/>
             <w:r>
               <w:rPr>
-                <w:rFonts w:ascii="Times New Roman" w:hAnsi="Times New Roman" w:eastAsia="Times New Roman"/>
-                <w:b w:val="0"/>
-                <w:i w:val="0"/>
-                <w:sz w:val="26"/>
-              </w:rPr>
-              <w:t>HS xác định được vấn đề bài học.</w:t>
-            </w:r>
-          </w:p>
-          <w:p>
-            <w:pPr>
-              <w:spacing w:line="360" w:lineRule="auto" w:after="40"/>
-              <w:jc w:val="left"/>
-            </w:pPr>
-            <w:r>
-              <w:rPr>
-                <w:rFonts w:ascii="Times New Roman" w:hAnsi="Times New Roman" w:eastAsia="Times New Roman"/>
-                <w:b w:val="0"/>
-                <w:i w:val="0"/>
-                <w:sz w:val="26"/>
-              </w:rPr>
-              <w:t>HS hứng thú với nội dung mới.</w:t>
+                <w:rFonts w:ascii="Times New Roman" w:hAnsi="Times New Roman"/>
+                <w:b/>
+                <w:i w:val="0"/>
+                <w:color w:val="000000"/>
+                <w:sz w:val="26"/>
+              </w:rPr>
+              <w:t>2. HOẠT ĐỘNG HÌNH THÀNH KIẾN THỨC MỚI (15 phút)</w:t>
+            </w:r>
+          </w:p>
+          <w:p>
+            <w:pPr>
+              <w:spacing w:after="60" w:line="276" w:lineRule="auto"/>
+            </w:pPr>
+            <w:r>
+              <w:rPr>
+                <w:rFonts w:ascii="Times New Roman" w:hAnsi="Times New Roman"/>
+                <w:b/>
+                <w:i/>
+                <w:color w:val="000000"/>
+                <w:sz w:val="26"/>
+              </w:rPr>
+              <w:t>*Mục tiêu: HS nhận diện vị trí và chức năng của phím Caps Lock, Shift, phím mũi tên và phím Delete.</w:t>
+            </w:r>
+          </w:p>
+          <w:p>
+            <w:pPr>
+              <w:spacing w:after="60" w:line="276" w:lineRule="auto"/>
+            </w:pPr>
+          </w:p>
+          <w:p>
+            <w:pPr>
+              <w:spacing w:after="60" w:line="276" w:lineRule="auto"/>
+            </w:pPr>
+            <w:r>
+              <w:rPr>
+                <w:rFonts w:ascii="Times New Roman" w:hAnsi="Times New Roman"/>
+                <w:b w:val="0"/>
+                <w:i w:val="0"/>
+                <w:color w:val="000000"/>
+                <w:sz w:val="26"/>
+              </w:rPr>
+              <w:t>- HS quan sát bàn phím thật trước mặt và dùng ngón tay chỉ vào:</w:t>
+            </w:r>
+          </w:p>
+          <w:p>
+            <w:pPr>
+              <w:spacing w:after="60" w:line="276" w:lineRule="auto"/>
+            </w:pPr>
+            <w:r>
+              <w:rPr>
+                <w:rFonts w:ascii="Times New Roman" w:hAnsi="Times New Roman"/>
+                <w:b w:val="0"/>
+                <w:i w:val="0"/>
+                <w:color w:val="000000"/>
+                <w:sz w:val="26"/>
+              </w:rPr>
+              <w:t xml:space="preserve">  + Phím Caps Lock bên trái hàng cơ sở.</w:t>
+            </w:r>
+          </w:p>
+          <w:p>
+            <w:pPr>
+              <w:spacing w:after="60" w:line="276" w:lineRule="auto"/>
+            </w:pPr>
+            <w:r>
+              <w:rPr>
+                <w:rFonts w:ascii="Times New Roman" w:hAnsi="Times New Roman"/>
+                <w:b w:val="0"/>
+                <w:i w:val="0"/>
+                <w:color w:val="000000"/>
+                <w:sz w:val="26"/>
+              </w:rPr>
+              <w:t xml:space="preserve">  + Hai phím Shift có hình mũi tên hướng lên ⇧.</w:t>
+            </w:r>
+          </w:p>
+          <w:p>
+            <w:pPr>
+              <w:spacing w:after="60" w:line="276" w:lineRule="auto"/>
+            </w:pPr>
+            <w:r>
+              <w:rPr>
+                <w:rFonts w:ascii="Times New Roman" w:hAnsi="Times New Roman"/>
+                <w:b w:val="0"/>
+                <w:i w:val="0"/>
+                <w:color w:val="000000"/>
+                <w:sz w:val="26"/>
+              </w:rPr>
+              <w:t xml:space="preserve">  + Cụm 4 phím mũi tên điều hướng.</w:t>
+            </w:r>
+          </w:p>
+          <w:p>
+            <w:pPr>
+              <w:spacing w:after="60" w:line="276" w:lineRule="auto"/>
+            </w:pPr>
+            <w:r>
+              <w:rPr>
+                <w:rFonts w:ascii="Times New Roman" w:hAnsi="Times New Roman"/>
+                <w:b w:val="0"/>
+                <w:i w:val="0"/>
+                <w:color w:val="000000"/>
+                <w:sz w:val="26"/>
+              </w:rPr>
+              <w:t>- HS quan sát GV làm mẫu và phân biệt được:</w:t>
+            </w:r>
+          </w:p>
+          <w:p>
+            <w:pPr>
+              <w:spacing w:after="60" w:line="276" w:lineRule="auto"/>
+            </w:pPr>
+            <w:r>
+              <w:rPr>
+                <w:rFonts w:ascii="Times New Roman" w:hAnsi="Times New Roman"/>
+                <w:b w:val="0"/>
+                <w:i w:val="0"/>
+                <w:color w:val="000000"/>
+                <w:sz w:val="26"/>
+              </w:rPr>
+              <w:t xml:space="preserve">  + Backspace = xóa chữ bên TRÁI (phía trước).</w:t>
+            </w:r>
+          </w:p>
+          <w:p>
+            <w:pPr>
+              <w:spacing w:after="60" w:line="276" w:lineRule="auto"/>
+            </w:pPr>
+            <w:r>
+              <w:rPr>
+                <w:rFonts w:ascii="Times New Roman" w:hAnsi="Times New Roman"/>
+                <w:b w:val="0"/>
+                <w:i w:val="0"/>
+                <w:color w:val="000000"/>
+                <w:sz w:val="26"/>
+              </w:rPr>
+              <w:t xml:space="preserve">  + Delete = xóa chữ bên PHẢI (phía sau).</w:t>
             </w:r>
           </w:p>
         </w:tc>
@@ -845,33 +1272,113 @@
           </w:tcPr>
           <w:p>
             <w:pPr>
-              <w:spacing w:line="360" w:lineRule="auto" w:after="40"/>
-              <w:jc w:val="left"/>
+              <w:spacing w:after="60" w:line="276" w:lineRule="auto"/>
             </w:pPr>
             <w:r/>
             <w:r>
               <w:rPr>
-                <w:rFonts w:ascii="Times New Roman" w:hAnsi="Times New Roman" w:eastAsia="Times New Roman"/>
+                <w:rFonts w:ascii="Times New Roman" w:hAnsi="Times New Roman"/>
                 <w:b/>
                 <w:i w:val="0"/>
-                <w:sz w:val="26"/>
-              </w:rPr>
-              <w:t>2. HOẠT ĐỘNG HÌNH THÀNH KIẾN THỨC MỚI (15 phút)</w:t>
-            </w:r>
-          </w:p>
-          <w:p>
-            <w:pPr>
-              <w:spacing w:line="360" w:lineRule="auto" w:after="40"/>
-              <w:jc w:val="left"/>
-            </w:pPr>
-            <w:r>
-              <w:rPr>
-                <w:rFonts w:ascii="Times New Roman" w:hAnsi="Times New Roman" w:eastAsia="Times New Roman"/>
+                <w:color w:val="000000"/>
+                <w:sz w:val="26"/>
+              </w:rPr>
+              <w:t>3. HĐ LUYỆN TẬP-THỰC HÀNH (10 phút)</w:t>
+            </w:r>
+          </w:p>
+          <w:p>
+            <w:pPr>
+              <w:spacing w:after="60" w:line="276" w:lineRule="auto"/>
+            </w:pPr>
+            <w:r>
+              <w:rPr>
+                <w:rFonts w:ascii="Times New Roman" w:hAnsi="Times New Roman"/>
                 <w:b/>
-                <w:i w:val="0"/>
-                <w:sz w:val="26"/>
-              </w:rPr>
-              <w:t>*Mục tiêu: HS nắm được các khái niệm, quy trình và thao tác kỹ thuật của bài Những phím em cần biết.</w:t>
+                <w:i/>
+                <w:color w:val="000000"/>
+                <w:sz w:val="26"/>
+              </w:rPr>
+              <w:t>*Mục tiêu: HS thực hành thao tác bật Caps Lock để gõ chữ in hoa và dùng phím mũi tên điều hướng.</w:t>
+            </w:r>
+          </w:p>
+          <w:p>
+            <w:pPr>
+              <w:spacing w:after="60" w:line="276" w:lineRule="auto"/>
+            </w:pPr>
+          </w:p>
+          <w:p>
+            <w:pPr>
+              <w:spacing w:after="60" w:line="276" w:lineRule="auto"/>
+            </w:pPr>
+            <w:r>
+              <w:rPr>
+                <w:rFonts w:ascii="Times New Roman" w:hAnsi="Times New Roman"/>
+                <w:b w:val="0"/>
+                <w:i w:val="0"/>
+                <w:color w:val="000000"/>
+                <w:sz w:val="26"/>
+              </w:rPr>
+              <w:t>- HS mở Notepad và thực hiện từng bước:</w:t>
+            </w:r>
+          </w:p>
+          <w:p>
+            <w:pPr>
+              <w:spacing w:after="60" w:line="276" w:lineRule="auto"/>
+            </w:pPr>
+            <w:r>
+              <w:rPr>
+                <w:rFonts w:ascii="Times New Roman" w:hAnsi="Times New Roman"/>
+                <w:b w:val="0"/>
+                <w:i w:val="0"/>
+                <w:color w:val="000000"/>
+                <w:sz w:val="26"/>
+              </w:rPr>
+              <w:t xml:space="preserve">  + Nhìn đèn Caps Lock sáng lên trên bàn phím.</w:t>
+            </w:r>
+          </w:p>
+          <w:p>
+            <w:pPr>
+              <w:spacing w:after="60" w:line="276" w:lineRule="auto"/>
+            </w:pPr>
+            <w:r>
+              <w:rPr>
+                <w:rFonts w:ascii="Times New Roman" w:hAnsi="Times New Roman"/>
+                <w:b w:val="0"/>
+                <w:i w:val="0"/>
+                <w:color w:val="000000"/>
+                <w:sz w:val="26"/>
+              </w:rPr>
+              <w:t xml:space="preserve">  + Gõ được dòng chữ LOP 1 in hoa.</w:t>
+            </w:r>
+          </w:p>
+          <w:p>
+            <w:pPr>
+              <w:spacing w:after="60" w:line="276" w:lineRule="auto"/>
+            </w:pPr>
+            <w:r>
+              <w:rPr>
+                <w:rFonts w:ascii="Times New Roman" w:hAnsi="Times New Roman"/>
+                <w:b w:val="0"/>
+                <w:i w:val="0"/>
+                <w:color w:val="000000"/>
+                <w:sz w:val="26"/>
+              </w:rPr>
+              <w:t xml:space="preserve">  + Tắt Caps Lock và gõ chữ thường.</w:t>
+            </w:r>
+          </w:p>
+          <w:p>
+            <w:pPr>
+              <w:spacing w:after="60" w:line="276" w:lineRule="auto"/>
+            </w:pPr>
+            <w:r>
+              <w:rPr>
+                <w:rFonts w:ascii="Times New Roman" w:hAnsi="Times New Roman"/>
+                <w:b w:val="0"/>
+                <w:i w:val="0"/>
+                <w:color w:val="000000"/>
+                <w:sz w:val="26"/>
+              </w:rPr>
+              <w:t xml:space="preserve">  + Sử dụng thành thạo phím mũi tên để dịch chuyển con trỏ.</w:t>
             </w:r>
           </w:p>
         </w:tc>
@@ -889,93 +1396,83 @@
           </w:tcPr>
           <w:p>
             <w:pPr>
-              <w:spacing w:line="360" w:lineRule="auto" w:after="40"/>
-              <w:jc w:val="left"/>
+              <w:spacing w:after="60" w:line="276" w:lineRule="auto"/>
             </w:pPr>
             <w:r/>
             <w:r>
               <w:rPr>
-                <w:rFonts w:ascii="Times New Roman" w:hAnsi="Times New Roman" w:eastAsia="Times New Roman"/>
-                <w:b w:val="0"/>
-                <w:i w:val="0"/>
-                <w:sz w:val="26"/>
-              </w:rPr>
-              <w:t>GV: Hướng dẫn HS đọc SGK, trình chiếu thao tác mẫu.</w:t>
-            </w:r>
-          </w:p>
-          <w:p>
-            <w:pPr>
-              <w:spacing w:line="360" w:lineRule="auto" w:after="40"/>
-              <w:jc w:val="left"/>
-            </w:pPr>
-            <w:r>
-              <w:rPr>
-                <w:rFonts w:ascii="Times New Roman" w:hAnsi="Times New Roman" w:eastAsia="Times New Roman"/>
-                <w:b w:val="0"/>
-                <w:i w:val="0"/>
-                <w:sz w:val="26"/>
-              </w:rPr>
-              <w:t>- Nhấn mạnh các lưu ý và lỗi thường gặp.</w:t>
-            </w:r>
-          </w:p>
-          <w:p>
-            <w:pPr>
-              <w:spacing w:line="360" w:lineRule="auto" w:after="40"/>
-              <w:jc w:val="left"/>
-            </w:pPr>
-            <w:r>
-              <w:rPr>
-                <w:rFonts w:ascii="Times New Roman" w:hAnsi="Times New Roman" w:eastAsia="Times New Roman"/>
-                <w:b w:val="0"/>
-                <w:i w:val="0"/>
-                <w:sz w:val="26"/>
-              </w:rPr>
-              <w:t>- Gọi HS lên thực hiện lại thao tác mẫu.</w:t>
-            </w:r>
-          </w:p>
-          <w:p>
-            <w:pPr>
-              <w:spacing w:line="360" w:lineRule="auto" w:after="40"/>
-              <w:jc w:val="left"/>
-            </w:pPr>
-            <w:r>
-              <w:rPr>
-                <w:rFonts w:ascii="Times New Roman" w:hAnsi="Times New Roman" w:eastAsia="Times New Roman"/>
-                <w:b w:val="0"/>
-                <w:i w:val="0"/>
-                <w:sz w:val="26"/>
-              </w:rPr>
-              <w:t>HS: Theo dõi hướng dẫn, ghi chép kiến thức.</w:t>
-            </w:r>
-          </w:p>
-          <w:p>
-            <w:pPr>
-              <w:spacing w:line="360" w:lineRule="auto" w:after="40"/>
-              <w:jc w:val="left"/>
-            </w:pPr>
-            <w:r>
-              <w:rPr>
-                <w:rFonts w:ascii="Times New Roman" w:hAnsi="Times New Roman" w:eastAsia="Times New Roman"/>
-                <w:b w:val="0"/>
-                <w:i w:val="0"/>
-                <w:sz w:val="26"/>
-              </w:rPr>
-              <w:t>- Đặt câu hỏi khi chưa hiểu.</w:t>
-            </w:r>
-          </w:p>
-          <w:p>
-            <w:pPr>
-              <w:spacing w:line="360" w:lineRule="auto" w:after="40"/>
-              <w:jc w:val="left"/>
-            </w:pPr>
-            <w:r>
-              <w:rPr>
-                <w:rFonts w:ascii="Times New Roman" w:hAnsi="Times New Roman" w:eastAsia="Times New Roman"/>
-                <w:b w:val="0"/>
-                <w:i w:val="0"/>
-                <w:sz w:val="26"/>
-              </w:rPr>
-              <w:t>- Thực hiện thao tác mẫu khi được gọi.</w:t>
+                <w:rFonts w:ascii="Times New Roman" w:hAnsi="Times New Roman"/>
+                <w:b/>
+                <w:i w:val="0"/>
+                <w:color w:val="000000"/>
+                <w:sz w:val="26"/>
+              </w:rPr>
+              <w:t>4. HOẠT ĐỘNG VẬN DỤNG, TRẢI NGHIỆM (5 phút)</w:t>
+            </w:r>
+          </w:p>
+          <w:p>
+            <w:pPr>
+              <w:spacing w:after="60" w:line="276" w:lineRule="auto"/>
+            </w:pPr>
+            <w:r>
+              <w:rPr>
+                <w:rFonts w:ascii="Times New Roman" w:hAnsi="Times New Roman"/>
+                <w:b/>
+                <w:i/>
+                <w:color w:val="000000"/>
+                <w:sz w:val="26"/>
+              </w:rPr>
+              <w:t>*Mục tiêu: Khái quát lại quy tắc sử dụng phím chức năng văn minh và an toàn.</w:t>
+            </w:r>
+          </w:p>
+          <w:p>
+            <w:pPr>
+              <w:spacing w:after="60" w:line="276" w:lineRule="auto"/>
+            </w:pPr>
+          </w:p>
+          <w:p>
+            <w:pPr>
+              <w:spacing w:after="60" w:line="276" w:lineRule="auto"/>
+            </w:pPr>
+            <w:r>
+              <w:rPr>
+                <w:rFonts w:ascii="Times New Roman" w:hAnsi="Times New Roman"/>
+                <w:b w:val="0"/>
+                <w:i w:val="0"/>
+                <w:color w:val="000000"/>
+                <w:sz w:val="26"/>
+              </w:rPr>
+              <w:t>- GV hỏi nhanh: Khi muốn viết toàn bộ chữ in hoa, em bấm phím gì? (Caps Lock). Muốn lùi lại sửa chữ em dùng phím nào? (Mũi tên và Backspace).</w:t>
+            </w:r>
+          </w:p>
+          <w:p>
+            <w:pPr>
+              <w:spacing w:after="60" w:line="276" w:lineRule="auto"/>
+            </w:pPr>
+            <w:r>
+              <w:rPr>
+                <w:rFonts w:ascii="Times New Roman" w:hAnsi="Times New Roman"/>
+                <w:b w:val="0"/>
+                <w:i w:val="0"/>
+                <w:color w:val="000000"/>
+                <w:sz w:val="26"/>
+              </w:rPr>
+              <w:t>- GV chốt: Luôn nhấn phím dứt khoát, không nhấn giữ quá lâu kẻo chữ bị lặp nhiều lần.</w:t>
+            </w:r>
+          </w:p>
+          <w:p>
+            <w:pPr>
+              <w:spacing w:after="60" w:line="276" w:lineRule="auto"/>
+            </w:pPr>
+            <w:r>
+              <w:rPr>
+                <w:rFonts w:ascii="Times New Roman" w:hAnsi="Times New Roman"/>
+                <w:b w:val="0"/>
+                <w:i w:val="0"/>
+                <w:color w:val="000000"/>
+                <w:sz w:val="26"/>
+              </w:rPr>
+              <w:t>- GV hướng dẫn tắt phần mềm và vệ sinh bàn phím phòng máy.</w:t>
             </w:r>
           </w:p>
         </w:tc>
@@ -991,33 +1488,68 @@
           </w:tcPr>
           <w:p>
             <w:pPr>
-              <w:spacing w:line="360" w:lineRule="auto" w:after="40"/>
-              <w:jc w:val="left"/>
+              <w:spacing w:after="60" w:line="276" w:lineRule="auto"/>
             </w:pPr>
             <w:r/>
             <w:r>
               <w:rPr>
-                <w:rFonts w:ascii="Times New Roman" w:hAnsi="Times New Roman" w:eastAsia="Times New Roman"/>
-                <w:b w:val="0"/>
-                <w:i w:val="0"/>
-                <w:sz w:val="26"/>
-              </w:rPr>
-              <w:t>HS ghi nhớ kiến thức chuẩn.</w:t>
-            </w:r>
-          </w:p>
-          <w:p>
-            <w:pPr>
-              <w:spacing w:line="360" w:lineRule="auto" w:after="40"/>
-              <w:jc w:val="left"/>
-            </w:pPr>
-            <w:r>
-              <w:rPr>
-                <w:rFonts w:ascii="Times New Roman" w:hAnsi="Times New Roman" w:eastAsia="Times New Roman"/>
-                <w:b w:val="0"/>
-                <w:i w:val="0"/>
-                <w:sz w:val="26"/>
-              </w:rPr>
-              <w:t>HS nắm được quy trình thao tác.</w:t>
+                <w:rFonts w:ascii="Times New Roman" w:hAnsi="Times New Roman"/>
+                <w:b/>
+                <w:i w:val="0"/>
+                <w:color w:val="000000"/>
+                <w:sz w:val="26"/>
+              </w:rPr>
+              <w:t>4. HOẠT ĐỘNG VẬN DỤNG, TRẢI NGHIỆM (5 phút)</w:t>
+            </w:r>
+          </w:p>
+          <w:p>
+            <w:pPr>
+              <w:spacing w:after="60" w:line="276" w:lineRule="auto"/>
+            </w:pPr>
+            <w:r>
+              <w:rPr>
+                <w:rFonts w:ascii="Times New Roman" w:hAnsi="Times New Roman"/>
+                <w:b/>
+                <w:i/>
+                <w:color w:val="000000"/>
+                <w:sz w:val="26"/>
+              </w:rPr>
+              <w:t>*Mục tiêu: Khái quát lại quy tắc sử dụng phím chức năng văn minh và an toàn.</w:t>
+            </w:r>
+          </w:p>
+          <w:p>
+            <w:pPr>
+              <w:spacing w:after="60" w:line="276" w:lineRule="auto"/>
+            </w:pPr>
+          </w:p>
+          <w:p>
+            <w:pPr>
+              <w:spacing w:after="60" w:line="276" w:lineRule="auto"/>
+            </w:pPr>
+            <w:r>
+              <w:rPr>
+                <w:rFonts w:ascii="Times New Roman" w:hAnsi="Times New Roman"/>
+                <w:b w:val="0"/>
+                <w:i w:val="0"/>
+                <w:color w:val="000000"/>
+                <w:sz w:val="26"/>
+              </w:rPr>
+              <w:t>- HS đồng thanh trả lời câu hỏi củng cố.</w:t>
+            </w:r>
+          </w:p>
+          <w:p>
+            <w:pPr>
+              <w:spacing w:after="60" w:line="276" w:lineRule="auto"/>
+            </w:pPr>
+            <w:r>
+              <w:rPr>
+                <w:rFonts w:ascii="Times New Roman" w:hAnsi="Times New Roman"/>
+                <w:b w:val="0"/>
+                <w:i w:val="0"/>
+                <w:color w:val="000000"/>
+                <w:sz w:val="26"/>
+              </w:rPr>
+              <w:t>- HS thực hiện đóng phần mềm Notepad và xếp bàn ghế ngăn nắp.</w:t>
             </w:r>
           </w:p>
         </w:tc>
@@ -1039,10 +1571,15 @@
               <w:spacing w:line="360" w:lineRule="auto" w:after="40"/>
               <w:jc w:val="left"/>
             </w:pPr>
-            <w:r/>
-            <w:r>
-              <w:rPr>
-                <w:rFonts w:ascii="Times New Roman" w:hAnsi="Times New Roman" w:eastAsia="Times New Roman"/>
+            <w:r>
+              <w:rPr>
+                <w:rFonts w:ascii="Times New Roman" w:hAnsi="Times New Roman" w:cs="Times New Roman"/>
+                <w:sz w:val="26"/>
+              </w:rPr>
+            </w:r>
+            <w:r>
+              <w:rPr>
+                <w:rFonts w:ascii="Times New Roman" w:hAnsi="Times New Roman" w:eastAsia="Times New Roman" w:cs="Times New Roman"/>
                 <w:b/>
                 <w:i w:val="0"/>
                 <w:sz w:val="26"/>
@@ -1057,7 +1594,7 @@
             </w:pPr>
             <w:r>
               <w:rPr>
-                <w:rFonts w:ascii="Times New Roman" w:hAnsi="Times New Roman" w:eastAsia="Times New Roman"/>
+                <w:rFonts w:ascii="Times New Roman" w:hAnsi="Times New Roman" w:eastAsia="Times New Roman" w:cs="Times New Roman"/>
                 <w:b/>
                 <w:i w:val="0"/>
                 <w:sz w:val="26"/>
@@ -1083,10 +1620,15 @@
               <w:spacing w:line="360" w:lineRule="auto" w:after="40"/>
               <w:jc w:val="left"/>
             </w:pPr>
-            <w:r/>
-            <w:r>
-              <w:rPr>
-                <w:rFonts w:ascii="Times New Roman" w:hAnsi="Times New Roman" w:eastAsia="Times New Roman"/>
+            <w:r>
+              <w:rPr>
+                <w:rFonts w:ascii="Times New Roman" w:hAnsi="Times New Roman" w:cs="Times New Roman"/>
+                <w:sz w:val="26"/>
+              </w:rPr>
+            </w:r>
+            <w:r>
+              <w:rPr>
+                <w:rFonts w:ascii="Times New Roman" w:hAnsi="Times New Roman" w:eastAsia="Times New Roman" w:cs="Times New Roman"/>
                 <w:b w:val="0"/>
                 <w:i w:val="0"/>
                 <w:sz w:val="26"/>
@@ -1101,7 +1643,7 @@
             </w:pPr>
             <w:r>
               <w:rPr>
-                <w:rFonts w:ascii="Times New Roman" w:hAnsi="Times New Roman" w:eastAsia="Times New Roman"/>
+                <w:rFonts w:ascii="Times New Roman" w:hAnsi="Times New Roman" w:eastAsia="Times New Roman" w:cs="Times New Roman"/>
                 <w:b w:val="0"/>
                 <w:i w:val="0"/>
                 <w:sz w:val="26"/>
@@ -1116,7 +1658,7 @@
             </w:pPr>
             <w:r>
               <w:rPr>
-                <w:rFonts w:ascii="Times New Roman" w:hAnsi="Times New Roman" w:eastAsia="Times New Roman"/>
+                <w:rFonts w:ascii="Times New Roman" w:hAnsi="Times New Roman" w:eastAsia="Times New Roman" w:cs="Times New Roman"/>
                 <w:b w:val="0"/>
                 <w:i w:val="0"/>
                 <w:sz w:val="26"/>
@@ -1131,7 +1673,7 @@
             </w:pPr>
             <w:r>
               <w:rPr>
-                <w:rFonts w:ascii="Times New Roman" w:hAnsi="Times New Roman" w:eastAsia="Times New Roman"/>
+                <w:rFonts w:ascii="Times New Roman" w:hAnsi="Times New Roman" w:eastAsia="Times New Roman" w:cs="Times New Roman"/>
                 <w:b w:val="0"/>
                 <w:i w:val="0"/>
                 <w:sz w:val="26"/>
@@ -1146,7 +1688,7 @@
             </w:pPr>
             <w:r>
               <w:rPr>
-                <w:rFonts w:ascii="Times New Roman" w:hAnsi="Times New Roman" w:eastAsia="Times New Roman"/>
+                <w:rFonts w:ascii="Times New Roman" w:hAnsi="Times New Roman" w:eastAsia="Times New Roman" w:cs="Times New Roman"/>
                 <w:b w:val="0"/>
                 <w:i w:val="0"/>
                 <w:sz w:val="26"/>
@@ -1161,7 +1703,7 @@
             </w:pPr>
             <w:r>
               <w:rPr>
-                <w:rFonts w:ascii="Times New Roman" w:hAnsi="Times New Roman" w:eastAsia="Times New Roman"/>
+                <w:rFonts w:ascii="Times New Roman" w:hAnsi="Times New Roman" w:eastAsia="Times New Roman" w:cs="Times New Roman"/>
                 <w:b w:val="0"/>
                 <w:i w:val="0"/>
                 <w:sz w:val="26"/>
@@ -1185,10 +1727,15 @@
               <w:spacing w:line="360" w:lineRule="auto" w:after="40"/>
               <w:jc w:val="left"/>
             </w:pPr>
-            <w:r/>
-            <w:r>
-              <w:rPr>
-                <w:rFonts w:ascii="Times New Roman" w:hAnsi="Times New Roman" w:eastAsia="Times New Roman"/>
+            <w:r>
+              <w:rPr>
+                <w:rFonts w:ascii="Times New Roman" w:hAnsi="Times New Roman" w:cs="Times New Roman"/>
+                <w:sz w:val="26"/>
+              </w:rPr>
+            </w:r>
+            <w:r>
+              <w:rPr>
+                <w:rFonts w:ascii="Times New Roman" w:hAnsi="Times New Roman" w:eastAsia="Times New Roman" w:cs="Times New Roman"/>
                 <w:b w:val="0"/>
                 <w:i w:val="0"/>
                 <w:sz w:val="26"/>
@@ -1203,7 +1750,7 @@
             </w:pPr>
             <w:r>
               <w:rPr>
-                <w:rFonts w:ascii="Times New Roman" w:hAnsi="Times New Roman" w:eastAsia="Times New Roman"/>
+                <w:rFonts w:ascii="Times New Roman" w:hAnsi="Times New Roman" w:eastAsia="Times New Roman" w:cs="Times New Roman"/>
                 <w:b w:val="0"/>
                 <w:i w:val="0"/>
                 <w:sz w:val="26"/>
@@ -1230,10 +1777,15 @@
               <w:spacing w:line="360" w:lineRule="auto" w:after="40"/>
               <w:jc w:val="left"/>
             </w:pPr>
-            <w:r/>
-            <w:r>
-              <w:rPr>
-                <w:rFonts w:ascii="Times New Roman" w:hAnsi="Times New Roman" w:eastAsia="Times New Roman"/>
+            <w:r>
+              <w:rPr>
+                <w:rFonts w:ascii="Times New Roman" w:hAnsi="Times New Roman" w:cs="Times New Roman"/>
+                <w:sz w:val="26"/>
+              </w:rPr>
+            </w:r>
+            <w:r>
+              <w:rPr>
+                <w:rFonts w:ascii="Times New Roman" w:hAnsi="Times New Roman" w:eastAsia="Times New Roman" w:cs="Times New Roman"/>
                 <w:b/>
                 <w:i w:val="0"/>
                 <w:sz w:val="26"/>
@@ -1259,10 +1811,15 @@
               <w:spacing w:line="360" w:lineRule="auto" w:after="40"/>
               <w:jc w:val="left"/>
             </w:pPr>
-            <w:r/>
-            <w:r>
-              <w:rPr>
-                <w:rFonts w:ascii="Times New Roman" w:hAnsi="Times New Roman" w:eastAsia="Times New Roman"/>
+            <w:r>
+              <w:rPr>
+                <w:rFonts w:ascii="Times New Roman" w:hAnsi="Times New Roman" w:cs="Times New Roman"/>
+                <w:sz w:val="26"/>
+              </w:rPr>
+            </w:r>
+            <w:r>
+              <w:rPr>
+                <w:rFonts w:ascii="Times New Roman" w:hAnsi="Times New Roman" w:eastAsia="Times New Roman" w:cs="Times New Roman"/>
                 <w:b w:val="0"/>
                 <w:i w:val="0"/>
                 <w:sz w:val="26"/>
@@ -1277,7 +1834,7 @@
             </w:pPr>
             <w:r>
               <w:rPr>
-                <w:rFonts w:ascii="Times New Roman" w:hAnsi="Times New Roman" w:eastAsia="Times New Roman"/>
+                <w:rFonts w:ascii="Times New Roman" w:hAnsi="Times New Roman" w:eastAsia="Times New Roman" w:cs="Times New Roman"/>
                 <w:b w:val="0"/>
                 <w:i w:val="0"/>
                 <w:sz w:val="26"/>
@@ -1292,7 +1849,7 @@
             </w:pPr>
             <w:r>
               <w:rPr>
-                <w:rFonts w:ascii="Times New Roman" w:hAnsi="Times New Roman" w:eastAsia="Times New Roman"/>
+                <w:rFonts w:ascii="Times New Roman" w:hAnsi="Times New Roman" w:eastAsia="Times New Roman" w:cs="Times New Roman"/>
                 <w:b w:val="0"/>
                 <w:i w:val="0"/>
                 <w:sz w:val="26"/>
@@ -1307,7 +1864,7 @@
             </w:pPr>
             <w:r>
               <w:rPr>
-                <w:rFonts w:ascii="Times New Roman" w:hAnsi="Times New Roman" w:eastAsia="Times New Roman"/>
+                <w:rFonts w:ascii="Times New Roman" w:hAnsi="Times New Roman" w:eastAsia="Times New Roman" w:cs="Times New Roman"/>
                 <w:b w:val="0"/>
                 <w:i w:val="0"/>
                 <w:sz w:val="26"/>
@@ -1322,7 +1879,7 @@
             </w:pPr>
             <w:r>
               <w:rPr>
-                <w:rFonts w:ascii="Times New Roman" w:hAnsi="Times New Roman" w:eastAsia="Times New Roman"/>
+                <w:rFonts w:ascii="Times New Roman" w:hAnsi="Times New Roman" w:eastAsia="Times New Roman" w:cs="Times New Roman"/>
                 <w:b w:val="0"/>
                 <w:i w:val="0"/>
                 <w:sz w:val="26"/>
@@ -1337,7 +1894,7 @@
             </w:pPr>
             <w:r>
               <w:rPr>
-                <w:rFonts w:ascii="Times New Roman" w:hAnsi="Times New Roman" w:eastAsia="Times New Roman"/>
+                <w:rFonts w:ascii="Times New Roman" w:hAnsi="Times New Roman" w:eastAsia="Times New Roman" w:cs="Times New Roman"/>
                 <w:b w:val="0"/>
                 <w:i w:val="0"/>
                 <w:sz w:val="26"/>
@@ -1361,10 +1918,15 @@
               <w:spacing w:line="360" w:lineRule="auto" w:after="40"/>
               <w:jc w:val="left"/>
             </w:pPr>
-            <w:r/>
-            <w:r>
-              <w:rPr>
-                <w:rFonts w:ascii="Times New Roman" w:hAnsi="Times New Roman" w:eastAsia="Times New Roman"/>
+            <w:r>
+              <w:rPr>
+                <w:rFonts w:ascii="Times New Roman" w:hAnsi="Times New Roman" w:cs="Times New Roman"/>
+                <w:sz w:val="26"/>
+              </w:rPr>
+            </w:r>
+            <w:r>
+              <w:rPr>
+                <w:rFonts w:ascii="Times New Roman" w:hAnsi="Times New Roman" w:eastAsia="Times New Roman" w:cs="Times New Roman"/>
                 <w:b w:val="0"/>
                 <w:i w:val="0"/>
                 <w:sz w:val="26"/>
@@ -1379,7 +1941,7 @@
             </w:pPr>
             <w:r>
               <w:rPr>
-                <w:rFonts w:ascii="Times New Roman" w:hAnsi="Times New Roman" w:eastAsia="Times New Roman"/>
+                <w:rFonts w:ascii="Times New Roman" w:hAnsi="Times New Roman" w:eastAsia="Times New Roman" w:cs="Times New Roman"/>
                 <w:b w:val="0"/>
                 <w:i w:val="0"/>
                 <w:sz w:val="26"/>
@@ -1403,7 +1965,7 @@
       </w:pPr>
       <w:r>
         <w:rPr>
-          <w:rFonts w:ascii="Times New Roman" w:hAnsi="Times New Roman" w:eastAsia="Times New Roman"/>
+          <w:rFonts w:ascii="Times New Roman" w:hAnsi="Times New Roman" w:eastAsia="Times New Roman" w:cs="Times New Roman"/>
           <w:b/>
           <w:i w:val="0"/>
           <w:sz w:val="26"/>
@@ -1418,7 +1980,7 @@
       </w:pPr>
       <w:r>
         <w:rPr>
-          <w:rFonts w:ascii="Times New Roman" w:hAnsi="Times New Roman" w:eastAsia="Times New Roman"/>
+          <w:rFonts w:ascii="Times New Roman" w:hAnsi="Times New Roman" w:eastAsia="Times New Roman" w:cs="Times New Roman"/>
           <w:b/>
           <w:i/>
           <w:sz w:val="26"/>
@@ -1433,7 +1995,7 @@
       </w:pPr>
       <w:r>
         <w:rPr>
-          <w:rFonts w:ascii="Times New Roman" w:hAnsi="Times New Roman" w:eastAsia="Times New Roman"/>
+          <w:rFonts w:ascii="Times New Roman" w:hAnsi="Times New Roman" w:eastAsia="Times New Roman" w:cs="Times New Roman"/>
           <w:b w:val="0"/>
           <w:i w:val="0"/>
           <w:sz w:val="26"/>
@@ -1481,10 +2043,15 @@
               <w:spacing w:line="360" w:lineRule="auto" w:after="40"/>
               <w:jc w:val="center"/>
             </w:pPr>
-            <w:r/>
-            <w:r>
-              <w:rPr>
-                <w:rFonts w:ascii="Times New Roman" w:hAnsi="Times New Roman" w:eastAsia="Times New Roman"/>
+            <w:r>
+              <w:rPr>
+                <w:rFonts w:ascii="Times New Roman" w:hAnsi="Times New Roman" w:cs="Times New Roman"/>
+                <w:sz w:val="26"/>
+              </w:rPr>
+            </w:r>
+            <w:r>
+              <w:rPr>
+                <w:rFonts w:ascii="Times New Roman" w:hAnsi="Times New Roman" w:eastAsia="Times New Roman" w:cs="Times New Roman"/>
                 <w:b/>
                 <w:i w:val="0"/>
                 <w:sz w:val="26"/>
@@ -1508,10 +2075,15 @@
               <w:spacing w:line="360" w:lineRule="auto" w:after="40"/>
               <w:jc w:val="center"/>
             </w:pPr>
-            <w:r/>
-            <w:r>
-              <w:rPr>
-                <w:rFonts w:ascii="Times New Roman" w:hAnsi="Times New Roman" w:eastAsia="Times New Roman"/>
+            <w:r>
+              <w:rPr>
+                <w:rFonts w:ascii="Times New Roman" w:hAnsi="Times New Roman" w:cs="Times New Roman"/>
+                <w:sz w:val="26"/>
+              </w:rPr>
+            </w:r>
+            <w:r>
+              <w:rPr>
+                <w:rFonts w:ascii="Times New Roman" w:hAnsi="Times New Roman" w:eastAsia="Times New Roman" w:cs="Times New Roman"/>
                 <w:b/>
                 <w:i w:val="0"/>
                 <w:sz w:val="26"/>
@@ -1535,10 +2107,15 @@
               <w:spacing w:line="360" w:lineRule="auto" w:after="40"/>
               <w:jc w:val="center"/>
             </w:pPr>
-            <w:r/>
-            <w:r>
-              <w:rPr>
-                <w:rFonts w:ascii="Times New Roman" w:hAnsi="Times New Roman" w:eastAsia="Times New Roman"/>
+            <w:r>
+              <w:rPr>
+                <w:rFonts w:ascii="Times New Roman" w:hAnsi="Times New Roman" w:cs="Times New Roman"/>
+                <w:sz w:val="26"/>
+              </w:rPr>
+            </w:r>
+            <w:r>
+              <w:rPr>
+                <w:rFonts w:ascii="Times New Roman" w:hAnsi="Times New Roman" w:eastAsia="Times New Roman" w:cs="Times New Roman"/>
                 <w:b/>
                 <w:i w:val="0"/>
                 <w:sz w:val="26"/>
@@ -1564,10 +2141,15 @@
               <w:spacing w:line="360" w:lineRule="auto" w:after="40"/>
               <w:jc w:val="center"/>
             </w:pPr>
-            <w:r/>
-            <w:r>
-              <w:rPr>
-                <w:rFonts w:ascii="Times New Roman" w:hAnsi="Times New Roman" w:eastAsia="Times New Roman"/>
+            <w:r>
+              <w:rPr>
+                <w:rFonts w:ascii="Times New Roman" w:hAnsi="Times New Roman" w:cs="Times New Roman"/>
+                <w:sz w:val="26"/>
+              </w:rPr>
+            </w:r>
+            <w:r>
+              <w:rPr>
+                <w:rFonts w:ascii="Times New Roman" w:hAnsi="Times New Roman" w:eastAsia="Times New Roman" w:cs="Times New Roman"/>
                 <w:b w:val="0"/>
                 <w:i/>
                 <w:sz w:val="26"/>
@@ -1591,10 +2173,15 @@
               <w:spacing w:line="360" w:lineRule="auto" w:after="40"/>
               <w:jc w:val="center"/>
             </w:pPr>
-            <w:r/>
-            <w:r>
-              <w:rPr>
-                <w:rFonts w:ascii="Times New Roman" w:hAnsi="Times New Roman" w:eastAsia="Times New Roman"/>
+            <w:r>
+              <w:rPr>
+                <w:rFonts w:ascii="Times New Roman" w:hAnsi="Times New Roman" w:cs="Times New Roman"/>
+                <w:sz w:val="26"/>
+              </w:rPr>
+            </w:r>
+            <w:r>
+              <w:rPr>
+                <w:rFonts w:ascii="Times New Roman" w:hAnsi="Times New Roman" w:eastAsia="Times New Roman" w:cs="Times New Roman"/>
                 <w:b w:val="0"/>
                 <w:i/>
                 <w:sz w:val="26"/>
@@ -1618,10 +2205,15 @@
               <w:spacing w:line="360" w:lineRule="auto" w:after="40"/>
               <w:jc w:val="center"/>
             </w:pPr>
-            <w:r/>
-            <w:r>
-              <w:rPr>
-                <w:rFonts w:ascii="Times New Roman" w:hAnsi="Times New Roman" w:eastAsia="Times New Roman"/>
+            <w:r>
+              <w:rPr>
+                <w:rFonts w:ascii="Times New Roman" w:hAnsi="Times New Roman" w:cs="Times New Roman"/>
+                <w:sz w:val="26"/>
+              </w:rPr>
+            </w:r>
+            <w:r>
+              <w:rPr>
+                <w:rFonts w:ascii="Times New Roman" w:hAnsi="Times New Roman" w:eastAsia="Times New Roman" w:cs="Times New Roman"/>
                 <w:b w:val="0"/>
                 <w:i/>
                 <w:sz w:val="26"/>
@@ -1647,10 +2239,15 @@
               <w:spacing w:line="360" w:lineRule="auto" w:after="40"/>
               <w:jc w:val="center"/>
             </w:pPr>
-            <w:r/>
-            <w:r>
-              <w:rPr>
-                <w:rFonts w:ascii="Times New Roman" w:hAnsi="Times New Roman" w:eastAsia="Times New Roman"/>
+            <w:r>
+              <w:rPr>
+                <w:rFonts w:ascii="Times New Roman" w:hAnsi="Times New Roman" w:cs="Times New Roman"/>
+                <w:sz w:val="26"/>
+              </w:rPr>
+            </w:r>
+            <w:r>
+              <w:rPr>
+                <w:rFonts w:ascii="Times New Roman" w:hAnsi="Times New Roman" w:eastAsia="Times New Roman" w:cs="Times New Roman"/>
                 <w:b w:val="0"/>
                 <w:i w:val="0"/>
                 <w:sz w:val="26"/>
@@ -1664,7 +2261,7 @@
             </w:pPr>
             <w:r>
               <w:rPr>
-                <w:rFonts w:ascii="Times New Roman" w:hAnsi="Times New Roman" w:eastAsia="Times New Roman"/>
+                <w:rFonts w:ascii="Times New Roman" w:hAnsi="Times New Roman" w:eastAsia="Times New Roman" w:cs="Times New Roman"/>
                 <w:b w:val="0"/>
                 <w:i w:val="0"/>
                 <w:sz w:val="26"/>
@@ -1678,7 +2275,7 @@
             </w:pPr>
             <w:r>
               <w:rPr>
-                <w:rFonts w:ascii="Times New Roman" w:hAnsi="Times New Roman" w:eastAsia="Times New Roman"/>
+                <w:rFonts w:ascii="Times New Roman" w:hAnsi="Times New Roman" w:eastAsia="Times New Roman" w:cs="Times New Roman"/>
                 <w:b w:val="0"/>
                 <w:i w:val="0"/>
                 <w:sz w:val="26"/>
@@ -1692,7 +2289,7 @@
             </w:pPr>
             <w:r>
               <w:rPr>
-                <w:rFonts w:ascii="Times New Roman" w:hAnsi="Times New Roman" w:eastAsia="Times New Roman"/>
+                <w:rFonts w:ascii="Times New Roman" w:hAnsi="Times New Roman" w:eastAsia="Times New Roman" w:cs="Times New Roman"/>
                 <w:b w:val="0"/>
                 <w:i w:val="0"/>
                 <w:sz w:val="26"/>
@@ -1715,10 +2312,15 @@
               <w:spacing w:line="360" w:lineRule="auto" w:after="40"/>
               <w:jc w:val="center"/>
             </w:pPr>
-            <w:r/>
-            <w:r>
-              <w:rPr>
-                <w:rFonts w:ascii="Times New Roman" w:hAnsi="Times New Roman" w:eastAsia="Times New Roman"/>
+            <w:r>
+              <w:rPr>
+                <w:rFonts w:ascii="Times New Roman" w:hAnsi="Times New Roman" w:cs="Times New Roman"/>
+                <w:sz w:val="26"/>
+              </w:rPr>
+            </w:r>
+            <w:r>
+              <w:rPr>
+                <w:rFonts w:ascii="Times New Roman" w:hAnsi="Times New Roman" w:eastAsia="Times New Roman" w:cs="Times New Roman"/>
                 <w:b w:val="0"/>
                 <w:i w:val="0"/>
                 <w:sz w:val="26"/>
@@ -1732,7 +2334,7 @@
             </w:pPr>
             <w:r>
               <w:rPr>
-                <w:rFonts w:ascii="Times New Roman" w:hAnsi="Times New Roman" w:eastAsia="Times New Roman"/>
+                <w:rFonts w:ascii="Times New Roman" w:hAnsi="Times New Roman" w:eastAsia="Times New Roman" w:cs="Times New Roman"/>
                 <w:b w:val="0"/>
                 <w:i w:val="0"/>
                 <w:sz w:val="26"/>
@@ -1746,7 +2348,7 @@
             </w:pPr>
             <w:r>
               <w:rPr>
-                <w:rFonts w:ascii="Times New Roman" w:hAnsi="Times New Roman" w:eastAsia="Times New Roman"/>
+                <w:rFonts w:ascii="Times New Roman" w:hAnsi="Times New Roman" w:eastAsia="Times New Roman" w:cs="Times New Roman"/>
                 <w:b w:val="0"/>
                 <w:i w:val="0"/>
                 <w:sz w:val="26"/>
@@ -1760,7 +2362,7 @@
             </w:pPr>
             <w:r>
               <w:rPr>
-                <w:rFonts w:ascii="Times New Roman" w:hAnsi="Times New Roman" w:eastAsia="Times New Roman"/>
+                <w:rFonts w:ascii="Times New Roman" w:hAnsi="Times New Roman" w:eastAsia="Times New Roman" w:cs="Times New Roman"/>
                 <w:b w:val="0"/>
                 <w:i w:val="0"/>
                 <w:sz w:val="26"/>
@@ -1789,10 +2391,15 @@
               <w:spacing w:line="360" w:lineRule="auto" w:after="40"/>
               <w:jc w:val="center"/>
             </w:pPr>
-            <w:r/>
-            <w:r>
-              <w:rPr>
-                <w:rFonts w:ascii="Times New Roman" w:hAnsi="Times New Roman" w:eastAsia="Times New Roman"/>
+            <w:r>
+              <w:rPr>
+                <w:rFonts w:ascii="Times New Roman" w:hAnsi="Times New Roman" w:cs="Times New Roman"/>
+                <w:sz w:val="26"/>
+              </w:rPr>
+            </w:r>
+            <w:r>
+              <w:rPr>
+                <w:rFonts w:ascii="Times New Roman" w:hAnsi="Times New Roman" w:eastAsia="Times New Roman" w:cs="Times New Roman"/>
                 <w:b/>
                 <w:i w:val="0"/>
                 <w:sz w:val="26"/>
@@ -1806,7 +2413,7 @@
             </w:pPr>
             <w:r>
               <w:rPr>
-                <w:rFonts w:ascii="Times New Roman" w:hAnsi="Times New Roman" w:eastAsia="Times New Roman"/>
+                <w:rFonts w:ascii="Times New Roman" w:hAnsi="Times New Roman" w:eastAsia="Times New Roman" w:cs="Times New Roman"/>
                 <w:b/>
                 <w:i w:val="0"/>
                 <w:sz w:val="26"/>
@@ -1820,7 +2427,7 @@
             </w:pPr>
             <w:r>
               <w:rPr>
-                <w:rFonts w:ascii="Times New Roman" w:hAnsi="Times New Roman" w:eastAsia="Times New Roman"/>
+                <w:rFonts w:ascii="Times New Roman" w:hAnsi="Times New Roman" w:eastAsia="Times New Roman" w:cs="Times New Roman"/>
                 <w:b/>
                 <w:i w:val="0"/>
                 <w:sz w:val="26"/>
@@ -1834,7 +2441,7 @@
             </w:pPr>
             <w:r>
               <w:rPr>
-                <w:rFonts w:ascii="Times New Roman" w:hAnsi="Times New Roman" w:eastAsia="Times New Roman"/>
+                <w:rFonts w:ascii="Times New Roman" w:hAnsi="Times New Roman" w:eastAsia="Times New Roman" w:cs="Times New Roman"/>
                 <w:b/>
                 <w:i w:val="0"/>
                 <w:sz w:val="26"/>

--- a/KHBD_Tin_học/Lớp_1/Tuần_08/KHBD_Tin_hoc_Lớp_1_Tiet07_Nhung_phim_em_can_biet.docx
+++ b/KHBD_Tin_học/Lớp_1/Tuần_08/KHBD_Tin_hoc_Lớp_1_Tiet07_Nhung_phim_em_can_biet.docx
@@ -420,18 +420,29 @@
     </w:p>
     <w:p>
       <w:pPr>
-        <w:spacing w:line="319" w:lineRule="auto" w:after="60" w:before="0"/>
-        <w:ind w:firstLine="0" w:left="850"/>
+        <w:spacing w:line="276" w:lineRule="auto" w:after="0" w:before="0"/>
+        <w:ind w:left="850" w:firstLine="0"/>
         <w:jc w:val="both"/>
       </w:pPr>
       <w:r>
         <w:rPr>
-          <w:rFonts w:ascii="Times New Roman" w:hAnsi="Times New Roman" w:eastAsia="Times New Roman" w:cs="Times New Roman"/>
-          <w:b w:val="0"/>
-          <w:i w:val="0"/>
+          <w:rFonts w:ascii="Times New Roman" w:hAnsi="Times New Roman" w:cs="Times New Roman"/>
           <w:sz w:val="26"/>
         </w:rPr>
-        <w:t>- Miền V. Giải quyết vấn đề (thành tố 5.3. Sử dụng sáng tạo công nghệ số – Bậc 1): Sử dụng công cụ số để giải quyết vấn đề đơn giản trong bài học. (Đạt được thông qua Hoạt động 2, Hoạt động 3)</w:t>
+        <w:t>- 4.3.CB1a: Phân biệt được các cách thức đơn giản để tránh rủi ro và đe dọa đến sức khỏe thể chất và tinh thần khi sử dụng công nghệ số. (Thao tác gõ bàn phím đúng cách, rèn luyện thói quen tư thế và vị trí ngón tay). (Đạt được thông qua Hoạt động 2)</w:t>
+      </w:r>
+    </w:p>
+    <w:p>
+      <w:pPr>
+        <w:spacing w:after="0" w:line="276" w:lineRule="auto"/>
+        <w:ind w:left="850" w:firstLine="0"/>
+      </w:pPr>
+      <w:r>
+        <w:rPr>
+          <w:rFonts w:ascii="Times New Roman" w:hAnsi="Times New Roman" w:cs="Times New Roman"/>
+          <w:sz w:val="26"/>
+        </w:rPr>
+        <w:t>- 5.1.CB1a: Xác định được các vấn đề kỹ thuật đơn giản khi vận hành thiết bị và sử dụng môi trường số. (Sử dụng bàn phím để nhập dữ liệu chữ và số chính xác vào phần mềm). (Đạt được thông qua Hoạt động 3, Hoạt động 4)</w:t>
       </w:r>
     </w:p>
     <w:p>
